--- a/Ruslana_Buinytska_CV_EN.docx
+++ b/Ruslana_Buinytska_CV_EN.docx
@@ -4,814 +4,108 @@
   <w:body>
     <w:p>
       <w:pPr>
-        <w:spacing w:before="0" w:after="40"/>
+        <w:spacing w:before="0" w:after="80"/>
       </w:pPr>
       <w:r>
         <w:rPr>
           <w:rFonts w:ascii="Calibri" w:hAnsi="Calibri"/>
           <w:b/>
           <w:color w:val="1E3A8A"/>
-          <w:sz w:val="44"/>
+          <w:sz w:val="52"/>
         </w:rPr>
         <w:t>Ruslana Buinytska, MSc.</w:t>
       </w:r>
     </w:p>
     <w:p>
       <w:pPr>
-        <w:spacing w:before="0" w:after="120"/>
+        <w:spacing w:before="0" w:after="240"/>
       </w:pPr>
       <w:r>
         <w:rPr>
           <w:rFonts w:ascii="Calibri" w:hAnsi="Calibri"/>
           <w:b/>
           <w:color w:val="0F172A"/>
-          <w:sz w:val="24"/>
+          <w:sz w:val="26"/>
         </w:rPr>
-        <w:t>IT Analyst (Systems &amp; Business Analysis)  •  IT Project Manager</w:t>
+        <w:t>IT Analyst  •  IT Project Manager</w:t>
       </w:r>
     </w:p>
     <w:p>
       <w:pPr>
-        <w:spacing w:before="0" w:after="40"/>
+        <w:spacing w:before="0" w:after="400"/>
+        <w:pBdr>
+          <w:bottom w:val="single" w:sz="8" w:space="1" w:color="1E3A8A"/>
+        </w:pBdr>
+      </w:pPr>
+    </w:p>
+    <w:p>
+      <w:pPr>
+        <w:spacing w:before="0" w:after="480" w:line="300" w:lineRule="auto"/>
       </w:pPr>
       <w:r>
         <w:rPr>
-          <w:color w:val="475569"/>
-          <w:sz w:val="19"/>
+          <w:rFonts w:ascii="Calibri" w:hAnsi="Calibri"/>
+          <w:color w:val="0F172A"/>
+          <w:sz w:val="22"/>
         </w:rPr>
-        <w:t xml:space="preserve">Bratislava, Slovakia  |  Phone: </w:t>
+        <w:t>I am an Information Management engineer (EUBA, IPMA certified) specializing in IT systems analysis, IT project governance, and data architecture. I bridge business requirements with software engineering realities. With a hands-on foundation in software development, I understand systems architecture from the ground up, allowing me to author gap-free technical specifications, coordinate agile teams, and act as an equal partner to software engineers and leadership.</w:t>
       </w:r>
+    </w:p>
+    <w:p>
+      <w:pPr>
+        <w:spacing w:before="0" w:after="160"/>
+      </w:pPr>
       <w:r>
         <w:rPr>
-          <w:b/>
-          <w:color w:val="0F172A"/>
-          <w:sz w:val="19"/>
+          <w:rFonts w:ascii="Calibri" w:hAnsi="Calibri"/>
+          <w:color w:val="475569"/>
+          <w:sz w:val="22"/>
         </w:rPr>
-        <w:t>+421 951 698 832</w:t>
+        <w:t>Complete interactive resume, projects, and specifications can be found at:</w:t>
       </w:r>
-      <w:r>
-        <w:rPr>
-          <w:color w:val="475569"/>
-          <w:sz w:val="19"/>
-        </w:rPr>
-        <w:t xml:space="preserve">  |  Email: </w:t>
-      </w:r>
+    </w:p>
+    <w:p>
+      <w:pPr>
+        <w:spacing w:before="0" w:after="600"/>
+      </w:pPr>
       <w:hyperlink r:id="rId9">
         <w:r>
           <w:rPr>
-            <w:color w:val="1E3A8A"/>
+            <w:color w:val="2563EB"/>
             <w:u w:val="single"/>
+            <w:b/>
+            <w:sz w:val="32"/>
           </w:rPr>
-          <w:t>rusbuin.oct@gmail.com</w:t>
+          <w:t>https://rbuinytska.github.io</w:t>
         </w:r>
       </w:hyperlink>
     </w:p>
     <w:p>
       <w:pPr>
-        <w:spacing w:before="0" w:after="200"/>
+        <w:spacing w:before="0" w:after="280"/>
+        <w:pBdr>
+          <w:bottom w:val="single" w:sz="6" w:space="1" w:color="CBD5E1"/>
+        </w:pBdr>
       </w:pPr>
-      <w:r>
-        <w:rPr>
-          <w:b/>
-          <w:color w:val="1E3A8A"/>
-          <w:sz w:val="19"/>
-        </w:rPr>
-        <w:t xml:space="preserve">Web Portfolio: </w:t>
-      </w:r>
-      <w:hyperlink r:id="rId10">
-        <w:r>
-          <w:rPr>
-            <w:color w:val="1E3A8A"/>
-            <w:u w:val="single"/>
-            <w:b/>
-          </w:rPr>
-          <w:t>rbuinytska.github.io</w:t>
-        </w:r>
-      </w:hyperlink>
-      <w:r>
-        <w:rPr>
-          <w:color w:val="475569"/>
-          <w:sz w:val="19"/>
-        </w:rPr>
-        <w:t xml:space="preserve">  |  LinkedIn: </w:t>
-      </w:r>
-      <w:hyperlink r:id="rId11">
-        <w:r>
-          <w:rPr>
-            <w:color w:val="1E3A8A"/>
-            <w:u w:val="single"/>
-          </w:rPr>
-          <w:t>linkedin.com/in/ruslana-buinytska</w:t>
-        </w:r>
-      </w:hyperlink>
-      <w:r>
-        <w:rPr>
-          <w:color w:val="475569"/>
-          <w:sz w:val="19"/>
-        </w:rPr>
-        <w:t xml:space="preserve">  |  GitHub: </w:t>
-      </w:r>
-      <w:hyperlink r:id="rId12">
-        <w:r>
-          <w:rPr>
-            <w:color w:val="1E3A8A"/>
-            <w:u w:val="single"/>
-          </w:rPr>
-          <w:t>github.com/rbuinytska</w:t>
-        </w:r>
-      </w:hyperlink>
     </w:p>
     <w:p>
       <w:pPr>
-        <w:keepNext/>
-        <w:spacing w:before="280" w:after="80"/>
-        <w:pBdr>
-          <w:bottom w:val="single" w:sz="6" w:space="3" w:color="1E3A8A"/>
-        </w:pBdr>
+        <w:spacing w:before="0" w:after="80" w:line="288" w:lineRule="auto"/>
       </w:pPr>
       <w:r>
         <w:rPr>
           <w:rFonts w:ascii="Calibri" w:hAnsi="Calibri"/>
-          <w:b/>
-          <w:color w:val="1E3A8A"/>
-          <w:sz w:val="23"/>
-        </w:rPr>
-        <w:t>PROFESSIONAL SUMMARY</w:t>
-      </w:r>
-    </w:p>
-    <w:p>
-      <w:pPr>
-        <w:spacing w:before="80" w:after="160" w:line="276" w:lineRule="auto"/>
-      </w:pPr>
-      <w:r>
-        <w:rPr>
-          <w:color w:val="0F172A"/>
-          <w:sz w:val="20"/>
-        </w:rPr>
-        <w:t>Information Management engineer (EUBA) specializing in IT systems analysis, IT project governance, and data architecture. Grounded in practical software engineering experience, I understand software architecture from the bottom up, enabling me to author gap-free functional and technical specifications, design integration interfaces (REST APIs, JSON schemas), coordinate agile delivery teams (IPMA certified, SCRUM), and act as a credible, equal partner to both software developers and executive management.</w:t>
-      </w:r>
-    </w:p>
-    <w:p>
-      <w:pPr>
-        <w:keepNext/>
-        <w:spacing w:before="280" w:after="80"/>
-        <w:pBdr>
-          <w:bottom w:val="single" w:sz="6" w:space="3" w:color="1E3A8A"/>
-        </w:pBdr>
-      </w:pPr>
-      <w:r>
-        <w:rPr>
-          <w:rFonts w:ascii="Calibri" w:hAnsi="Calibri"/>
-          <w:b/>
-          <w:color w:val="1E3A8A"/>
-          <w:sz w:val="23"/>
-        </w:rPr>
-        <w:t>CORE COMPETENCIES &amp; METHODOLOGIES</w:t>
-      </w:r>
-    </w:p>
-    <w:p>
-      <w:pPr>
-        <w:pStyle w:val="ListBullet"/>
-        <w:spacing w:before="40" w:after="40" w:line="264" w:lineRule="auto"/>
-      </w:pPr>
-      <w:r>
-        <w:rPr>
-          <w:b/>
-          <w:color w:val="1E3A8A"/>
-          <w:sz w:val="19"/>
-        </w:rPr>
-        <w:t xml:space="preserve">IT Analysis &amp; Systems Modeling: </w:t>
-      </w:r>
-      <w:r>
-        <w:rPr>
-          <w:color w:val="0F172A"/>
-          <w:sz w:val="19"/>
-        </w:rPr>
-        <w:t>UML (Use Case, Activity, Sequence diagrams), BPMN workflows, Enterprise Architect (EA), Draw.io, functional &amp; technical specifications, requirements decomposition, API interface contracts (REST, JSON), User Stories, and Acceptance Criteria.</w:t>
-      </w:r>
-    </w:p>
-    <w:p>
-      <w:pPr>
-        <w:pStyle w:val="ListBullet"/>
-        <w:spacing w:before="40" w:after="40" w:line="264" w:lineRule="auto"/>
-      </w:pPr>
-      <w:r>
-        <w:rPr>
-          <w:b/>
-          <w:color w:val="1E3A8A"/>
-          <w:sz w:val="19"/>
-        </w:rPr>
-        <w:t xml:space="preserve">Project Management &amp; Agile: </w:t>
-      </w:r>
-      <w:r>
-        <w:rPr>
-          <w:color w:val="0F172A"/>
-          <w:sz w:val="19"/>
-        </w:rPr>
-        <w:t>IPMA Project Management Fundamentals international certification (2025), SCRUM &amp; Kanban frameworks, sprint backlog prioritization, risk mitigation, milestone tracking, PRINCE2 &amp; ITIL principles.</w:t>
-      </w:r>
-    </w:p>
-    <w:p>
-      <w:pPr>
-        <w:pStyle w:val="ListBullet"/>
-        <w:spacing w:before="40" w:after="40" w:line="264" w:lineRule="auto"/>
-      </w:pPr>
-      <w:r>
-        <w:rPr>
-          <w:b/>
-          <w:color w:val="1E3A8A"/>
-          <w:sz w:val="19"/>
-        </w:rPr>
-        <w:t xml:space="preserve">Data &amp; BI Analytics: </w:t>
-      </w:r>
-      <w:r>
-        <w:rPr>
-          <w:color w:val="0F172A"/>
-          <w:sz w:val="19"/>
-        </w:rPr>
-        <w:t>Relational databases, advanced Oracle SQL, data modeling (Star Schema), ETL data pipeline transformation, interactive dashboards in Power BI (DAX) and Tableau, Python data analysis.</w:t>
-      </w:r>
-    </w:p>
-    <w:p>
-      <w:pPr>
-        <w:pStyle w:val="ListBullet"/>
-        <w:spacing w:before="40" w:after="40" w:line="264" w:lineRule="auto"/>
-      </w:pPr>
-      <w:r>
-        <w:rPr>
-          <w:b/>
-          <w:color w:val="1E3A8A"/>
-          <w:sz w:val="19"/>
-        </w:rPr>
-        <w:t xml:space="preserve">Software Engineering &amp; AI: </w:t>
-      </w:r>
-      <w:r>
-        <w:rPr>
-          <w:color w:val="0F172A"/>
-          <w:sz w:val="19"/>
-        </w:rPr>
-        <w:t>REST API architecture, JSON/XML, Kotlin (KMP), Java, Android, Git, AI-Driven Development (LLM integration, AI agent orchestration).</w:t>
-      </w:r>
-    </w:p>
-    <w:p>
-      <w:pPr>
-        <w:keepNext/>
-        <w:spacing w:before="280" w:after="80"/>
-        <w:pBdr>
-          <w:bottom w:val="single" w:sz="6" w:space="3" w:color="1E3A8A"/>
-        </w:pBdr>
-      </w:pPr>
-      <w:r>
-        <w:rPr>
-          <w:rFonts w:ascii="Calibri" w:hAnsi="Calibri"/>
-          <w:b/>
-          <w:color w:val="1E3A8A"/>
-          <w:sz w:val="23"/>
-        </w:rPr>
-        <w:t>WORK EXPERIENCE</w:t>
-      </w:r>
-    </w:p>
-    <w:p>
-      <w:pPr>
-        <w:keepNext/>
-        <w:spacing w:before="120" w:after="40"/>
-      </w:pPr>
-      <w:r>
-        <w:rPr>
-          <w:b/>
-          <w:color w:val="0F172A"/>
-          <w:sz w:val="22"/>
-        </w:rPr>
-        <w:t>IT Analysis &amp; Software Development</w:t>
-      </w:r>
-      <w:r>
-        <w:rPr>
-          <w:b/>
-          <w:color w:val="1E3A8A"/>
-          <w:sz w:val="21"/>
-        </w:rPr>
-        <w:t xml:space="preserve">  |  WBPO s.r.o. (Bratislava, Slovakia)</w:t>
-      </w:r>
-    </w:p>
-    <w:p>
-      <w:pPr>
-        <w:keepNext/>
-        <w:spacing w:before="0" w:after="60"/>
-      </w:pPr>
-      <w:r>
-        <w:rPr>
-          <w:i/>
-          <w:color w:val="475569"/>
-          <w:sz w:val="18"/>
-        </w:rPr>
-        <w:t>2025 – Present  •  Current Position</w:t>
-      </w:r>
-    </w:p>
-    <w:p>
-      <w:pPr>
-        <w:pStyle w:val="ListBullet"/>
-        <w:spacing w:before="20" w:after="40" w:line="264" w:lineRule="auto"/>
-      </w:pPr>
-      <w:r>
-        <w:rPr>
-          <w:color w:val="0F172A"/>
-          <w:sz w:val="19"/>
-        </w:rPr>
-        <w:t>Independently broke down business stakeholder requirements into robust technical analysis and functional application specifications for software engineering teams.</w:t>
-      </w:r>
-    </w:p>
-    <w:p>
-      <w:pPr>
-        <w:pStyle w:val="ListBullet"/>
-        <w:spacing w:before="20" w:after="40" w:line="264" w:lineRule="auto"/>
-      </w:pPr>
-      <w:r>
-        <w:rPr>
-          <w:color w:val="0F172A"/>
-          <w:sz w:val="19"/>
-        </w:rPr>
-        <w:t>Engineered integration interface contracts (REST API definitions, JSON data schemas) with close coordination alongside backend architects and developers.</w:t>
-      </w:r>
-    </w:p>
-    <w:p>
-      <w:pPr>
-        <w:pStyle w:val="ListBullet"/>
-        <w:spacing w:before="20" w:after="40" w:line="264" w:lineRule="auto"/>
-      </w:pPr>
-      <w:r>
-        <w:rPr>
-          <w:color w:val="0F172A"/>
-          <w:sz w:val="19"/>
-        </w:rPr>
-        <w:t>Formulated comprehensive acceptance criteria, defined test scenarios, identified and resolved edge cases and exception handling flows.</w:t>
-      </w:r>
-    </w:p>
-    <w:p>
-      <w:pPr>
-        <w:pStyle w:val="ListBullet"/>
-        <w:spacing w:before="20" w:after="40" w:line="264" w:lineRule="auto"/>
-      </w:pPr>
-      <w:r>
-        <w:rPr>
-          <w:color w:val="0F172A"/>
-          <w:sz w:val="19"/>
-        </w:rPr>
-        <w:t>Collaborated within an agile SCRUM team, participating in sprint plannings, refinements, and bridging communication gaps between business and technology.</w:t>
-      </w:r>
-    </w:p>
-    <w:p>
-      <w:pPr>
-        <w:spacing w:before="40" w:after="120"/>
-      </w:pPr>
-      <w:r>
-        <w:rPr>
-          <w:b/>
-          <w:color w:val="475569"/>
-          <w:sz w:val="18"/>
-        </w:rPr>
-        <w:t xml:space="preserve">Technologies &amp; Tools: </w:t>
-      </w:r>
-      <w:r>
-        <w:rPr>
-          <w:color w:val="475569"/>
-          <w:sz w:val="18"/>
-        </w:rPr>
-        <w:t>IT Systems Analysis, REST API, JSON, UML, Agile / SCRUM, Technical Specifications, Kotlin (KMP), Git</w:t>
-      </w:r>
-    </w:p>
-    <w:p>
-      <w:pPr>
-        <w:keepNext/>
-        <w:spacing w:before="280" w:after="80"/>
-        <w:pBdr>
-          <w:bottom w:val="single" w:sz="6" w:space="3" w:color="1E3A8A"/>
-        </w:pBdr>
-      </w:pPr>
-      <w:r>
-        <w:rPr>
-          <w:rFonts w:ascii="Calibri" w:hAnsi="Calibri"/>
-          <w:b/>
-          <w:color w:val="1E3A8A"/>
-          <w:sz w:val="23"/>
-        </w:rPr>
-        <w:t>SELECTED PROJECTS &amp; PORTFOLIO</w:t>
-      </w:r>
-    </w:p>
-    <w:p>
-      <w:pPr>
-        <w:keepNext/>
-        <w:spacing w:before="120" w:after="40"/>
-      </w:pPr>
-      <w:r>
-        <w:rPr>
-          <w:b/>
-          <w:color w:val="0F172A"/>
-          <w:sz w:val="21"/>
-        </w:rPr>
-        <w:t xml:space="preserve">ESG Data Analysis &amp; Visualization  </w:t>
-      </w:r>
-      <w:r>
-        <w:rPr>
           <w:color w:val="475569"/>
           <w:sz w:val="19"/>
         </w:rPr>
-        <w:t xml:space="preserve">|  Master's Thesis (Ing.), EUBA  |  </w:t>
-      </w:r>
-      <w:hyperlink r:id="rId13">
-        <w:r>
-          <w:rPr>
-            <w:color w:val="1E3A8A"/>
-            <w:u w:val="single"/>
-          </w:rPr>
-          <w:t>github.com/RusBuin/esg-analysis-powerbi</w:t>
-        </w:r>
-      </w:hyperlink>
-    </w:p>
-    <w:p>
-      <w:pPr>
-        <w:pStyle w:val="ListBullet"/>
-        <w:spacing w:before="20" w:after="40"/>
-      </w:pPr>
-      <w:r>
-        <w:rPr>
-          <w:color w:val="0F172A"/>
-          <w:sz w:val="19"/>
-        </w:rPr>
-        <w:t>End-to-end data analytics project: automated collection, validation, cleaning, and ETL transformation of ESG indicators.</w:t>
-      </w:r>
-    </w:p>
-    <w:p>
-      <w:pPr>
-        <w:pStyle w:val="ListBullet"/>
-        <w:spacing w:before="20" w:after="40"/>
-      </w:pPr>
-      <w:r>
-        <w:rPr>
-          <w:color w:val="0F172A"/>
-          <w:sz w:val="19"/>
-        </w:rPr>
-        <w:t>Designed dimensional data models (Star Schema) and engineered advanced business calculations and KPI measures using DAX.</w:t>
-      </w:r>
-    </w:p>
-    <w:p>
-      <w:pPr>
-        <w:pStyle w:val="ListBullet"/>
-        <w:spacing w:before="20" w:after="40"/>
-      </w:pPr>
-      <w:r>
-        <w:rPr>
-          <w:color w:val="0F172A"/>
-          <w:sz w:val="19"/>
-        </w:rPr>
-        <w:t>Developed interactive corporate reporting dashboards in Power BI to drive executive management decision-making.</w:t>
-      </w:r>
-    </w:p>
-    <w:p>
-      <w:pPr>
-        <w:keepNext/>
-        <w:spacing w:before="80" w:after="40"/>
-      </w:pPr>
-      <w:r>
-        <w:rPr>
-          <w:b/>
-          <w:color w:val="0F172A"/>
-          <w:sz w:val="21"/>
-        </w:rPr>
-        <w:t xml:space="preserve">AI Model Training &amp; Data Analysis  </w:t>
-      </w:r>
-      <w:r>
-        <w:rPr>
-          <w:color w:val="475569"/>
-          <w:sz w:val="19"/>
-        </w:rPr>
-        <w:t xml:space="preserve">|  Bachelor's Thesis (Bc.), TUKE  |  </w:t>
-      </w:r>
-      <w:hyperlink r:id="rId14">
-        <w:r>
-          <w:rPr>
-            <w:color w:val="1E3A8A"/>
-            <w:u w:val="single"/>
-          </w:rPr>
-          <w:t>github.com/RusBuin/bakalarska_praca</w:t>
-        </w:r>
-      </w:hyperlink>
-    </w:p>
-    <w:p>
-      <w:pPr>
-        <w:pStyle w:val="ListBullet"/>
-        <w:spacing w:before="20" w:after="40"/>
-      </w:pPr>
-      <w:r>
-        <w:rPr>
-          <w:color w:val="0F172A"/>
-          <w:sz w:val="19"/>
-        </w:rPr>
-        <w:t>Complex dataset exploratory analysis, statistical data preprocessing, and predictive machine learning model training in Python.</w:t>
-      </w:r>
-    </w:p>
-    <w:p>
-      <w:pPr>
-        <w:pStyle w:val="ListBullet"/>
-        <w:spacing w:before="20" w:after="40"/>
-      </w:pPr>
-      <w:r>
-        <w:rPr>
-          <w:color w:val="0F172A"/>
-          <w:sz w:val="19"/>
-        </w:rPr>
-        <w:t>Algorithm parameter tuning, predictive performance benchmarking, and analytical challenge resolution.</w:t>
-      </w:r>
-    </w:p>
-    <w:p>
-      <w:pPr>
-        <w:keepNext/>
-        <w:spacing w:before="280" w:after="80"/>
-        <w:pBdr>
-          <w:bottom w:val="single" w:sz="6" w:space="3" w:color="1E3A8A"/>
-        </w:pBdr>
-      </w:pPr>
-      <w:r>
-        <w:rPr>
-          <w:rFonts w:ascii="Calibri" w:hAnsi="Calibri"/>
-          <w:b/>
-          <w:color w:val="1E3A8A"/>
-          <w:sz w:val="23"/>
-        </w:rPr>
-        <w:t>EDUCATION</w:t>
-      </w:r>
-    </w:p>
-    <w:p>
-      <w:pPr>
-        <w:spacing w:before="60" w:after="40"/>
-      </w:pPr>
-      <w:r>
-        <w:rPr>
-          <w:b/>
-          <w:color w:val="0F172A"/>
-          <w:sz w:val="20"/>
-        </w:rPr>
-        <w:t>PhD. in Data Science in Economics  |  University of Economics in Bratislava (EUBA)</w:t>
-      </w:r>
-      <w:r>
-        <w:rPr>
-          <w:color w:val="475569"/>
-          <w:sz w:val="18"/>
-        </w:rPr>
-        <w:t xml:space="preserve">  (2026 – Present)</w:t>
+        <w:t>Bratislava, Slovakia  |  Phone: +421 951 698 832  |  Email: rusbuin.oct@gmail.com</w:t>
         <w:br/>
-      </w:r>
-      <w:r>
-        <w:rPr>
-          <w:color w:val="475569"/>
-          <w:sz w:val="19"/>
-        </w:rPr>
-        <w:t>Doctoral research focused on advanced data science methodologies and AI integration in economic systems.</w:t>
-      </w:r>
-    </w:p>
-    <w:p>
-      <w:pPr>
-        <w:spacing w:before="60" w:after="40"/>
-      </w:pPr>
-      <w:r>
-        <w:rPr>
-          <w:b/>
-          <w:color w:val="0F172A"/>
-          <w:sz w:val="20"/>
-        </w:rPr>
-        <w:t>MSc. (Ing.) in Information Management  |  University of Economics in Bratislava (EUBA)</w:t>
-      </w:r>
-      <w:r>
-        <w:rPr>
-          <w:color w:val="475569"/>
-          <w:sz w:val="18"/>
-        </w:rPr>
-        <w:t xml:space="preserve">  (2024 – 2026)</w:t>
-        <w:br/>
-      </w:r>
-      <w:r>
-        <w:rPr>
-          <w:color w:val="475569"/>
-          <w:sz w:val="19"/>
-        </w:rPr>
-        <w:t>Graduate studies: IT process management, enterprise information systems, systems analysis, and project management.</w:t>
-      </w:r>
-    </w:p>
-    <w:p>
-      <w:pPr>
-        <w:spacing w:before="60" w:after="40"/>
-      </w:pPr>
-      <w:r>
-        <w:rPr>
-          <w:b/>
-          <w:color w:val="0F172A"/>
-          <w:sz w:val="20"/>
-        </w:rPr>
-        <w:t>BSc. (Bc.) in Business Informatics  |  Technical University of Košice (TUKE)</w:t>
-      </w:r>
-      <w:r>
-        <w:rPr>
-          <w:color w:val="475569"/>
-          <w:sz w:val="18"/>
-        </w:rPr>
-        <w:t xml:space="preserve">  (2022 – 2024)</w:t>
-        <w:br/>
-      </w:r>
-      <w:r>
-        <w:rPr>
-          <w:color w:val="475569"/>
-          <w:sz w:val="19"/>
-        </w:rPr>
-        <w:t>Undergraduate studies: business informatics, software engineering, relational databases, and data structures.</w:t>
-      </w:r>
-    </w:p>
-    <w:p>
-      <w:pPr>
-        <w:keepNext/>
-        <w:spacing w:before="280" w:after="80"/>
-        <w:pBdr>
-          <w:bottom w:val="single" w:sz="6" w:space="3" w:color="1E3A8A"/>
-        </w:pBdr>
-      </w:pPr>
-      <w:r>
-        <w:rPr>
-          <w:rFonts w:ascii="Calibri" w:hAnsi="Calibri"/>
-          <w:b/>
-          <w:color w:val="1E3A8A"/>
-          <w:sz w:val="23"/>
-        </w:rPr>
-        <w:t>CERTIFICATIONS &amp; PROFESSIONAL COURSES</w:t>
-      </w:r>
-    </w:p>
-    <w:p>
-      <w:pPr>
-        <w:pStyle w:val="ListBullet"/>
-        <w:spacing w:before="20" w:after="40"/>
-      </w:pPr>
-      <w:r>
-        <w:rPr>
-          <w:b/>
-          <w:color w:val="0F172A"/>
-          <w:sz w:val="19"/>
-        </w:rPr>
-        <w:t xml:space="preserve">IPMA Project Management Fundamentals Certification (2025): </w:t>
-      </w:r>
-      <w:r>
-        <w:rPr>
-          <w:color w:val="475569"/>
-          <w:sz w:val="19"/>
-        </w:rPr>
-        <w:t>IPMA Slovakia – International credential in project planning, execution, and control methodologies.</w:t>
-      </w:r>
-    </w:p>
-    <w:p>
-      <w:pPr>
-        <w:pStyle w:val="ListBullet"/>
-        <w:spacing w:before="20" w:after="40"/>
-      </w:pPr>
-      <w:r>
-        <w:rPr>
-          <w:b/>
-          <w:color w:val="0F172A"/>
-          <w:sz w:val="19"/>
-        </w:rPr>
-        <w:t xml:space="preserve">Sustainable Project Management #HACKATHON2025 (2025): </w:t>
-      </w:r>
-      <w:r>
-        <w:rPr>
-          <w:color w:val="475569"/>
-          <w:sz w:val="19"/>
-        </w:rPr>
-        <w:t>Practical challenge resolution applying agile project governance and cross-functional team leadership.</w:t>
-      </w:r>
-    </w:p>
-    <w:p>
-      <w:pPr>
-        <w:pStyle w:val="ListBullet"/>
-        <w:spacing w:before="20" w:after="40"/>
-      </w:pPr>
-      <w:r>
-        <w:rPr>
-          <w:b/>
-          <w:color w:val="0F172A"/>
-          <w:sz w:val="19"/>
-        </w:rPr>
-        <w:t xml:space="preserve">Agile Workshop „LEGO SCRUM &amp; TUKE“ (2022): </w:t>
-      </w:r>
-      <w:r>
-        <w:rPr>
-          <w:color w:val="475569"/>
-          <w:sz w:val="19"/>
-        </w:rPr>
-        <w:t>Technical University of Košice – Hands-on agile ceremonies, sprint simulations, and SCRUM framework.</w:t>
-      </w:r>
-    </w:p>
-    <w:p>
-      <w:pPr>
-        <w:pStyle w:val="ListBullet"/>
-        <w:spacing w:before="20" w:after="40"/>
-      </w:pPr>
-      <w:r>
-        <w:rPr>
-          <w:b/>
-          <w:color w:val="0F172A"/>
-          <w:sz w:val="19"/>
-        </w:rPr>
-        <w:t xml:space="preserve">„Skills for Success“ Leadership Program (AmCham Slovakia) (2022): </w:t>
-      </w:r>
-      <w:r>
-        <w:rPr>
-          <w:color w:val="475569"/>
-          <w:sz w:val="19"/>
-        </w:rPr>
-        <w:t>American Chamber of Commerce – Intensive managerial skill development, negotiation, and corporate communications.</w:t>
-      </w:r>
-    </w:p>
-    <w:p>
-      <w:pPr>
-        <w:keepNext/>
-        <w:spacing w:before="280" w:after="80"/>
-        <w:pBdr>
-          <w:bottom w:val="single" w:sz="6" w:space="3" w:color="1E3A8A"/>
-        </w:pBdr>
-      </w:pPr>
-      <w:r>
-        <w:rPr>
-          <w:rFonts w:ascii="Calibri" w:hAnsi="Calibri"/>
-          <w:b/>
-          <w:color w:val="1E3A8A"/>
-          <w:sz w:val="23"/>
-        </w:rPr>
-        <w:t>LANGUAGES</w:t>
-      </w:r>
-    </w:p>
-    <w:p>
-      <w:pPr>
-        <w:spacing w:before="60" w:after="120"/>
-      </w:pPr>
-      <w:r>
-        <w:rPr>
-          <w:b/>
-          <w:color w:val="1E3A8A"/>
-          <w:sz w:val="19"/>
-        </w:rPr>
-        <w:t xml:space="preserve">Slovak: </w:t>
-      </w:r>
-      <w:r>
-        <w:rPr>
-          <w:color w:val="0F172A"/>
-          <w:sz w:val="19"/>
-        </w:rPr>
-        <w:t xml:space="preserve">C1 (Full Professional Proficiency)    •    </w:t>
-      </w:r>
-      <w:r>
-        <w:rPr>
-          <w:b/>
-          <w:color w:val="1E3A8A"/>
-          <w:sz w:val="19"/>
-        </w:rPr>
-        <w:t xml:space="preserve">English: </w:t>
-      </w:r>
-      <w:r>
-        <w:rPr>
-          <w:color w:val="0F172A"/>
-          <w:sz w:val="19"/>
-        </w:rPr>
-        <w:t xml:space="preserve">B2 (Professional Working Proficiency)    •    </w:t>
-      </w:r>
-      <w:r>
-        <w:rPr>
-          <w:b/>
-          <w:color w:val="1E3A8A"/>
-          <w:sz w:val="19"/>
-        </w:rPr>
-        <w:t xml:space="preserve">Ukrainian: </w:t>
-      </w:r>
-      <w:r>
-        <w:rPr>
-          <w:color w:val="0F172A"/>
-          <w:sz w:val="19"/>
-        </w:rPr>
-        <w:t xml:space="preserve">Native    •    </w:t>
-      </w:r>
-      <w:r>
-        <w:rPr>
-          <w:b/>
-          <w:color w:val="1E3A8A"/>
-          <w:sz w:val="19"/>
-        </w:rPr>
-        <w:t xml:space="preserve">Russian: </w:t>
-      </w:r>
-      <w:r>
-        <w:rPr>
-          <w:color w:val="0F172A"/>
-          <w:sz w:val="19"/>
-        </w:rPr>
-        <w:t xml:space="preserve">C2 (Bilingual / Fluent)    •    </w:t>
+        <w:t>LinkedIn: linkedin.com/in/ruslana-buinytska  |  GitHub: github.com/rbuinytska</w:t>
       </w:r>
     </w:p>
     <w:sectPr>
       <w:pgSz w:w="11909" w:h="16834"/>
-      <w:pgMar w:top="1008" w:right="1080" w:bottom="1008" w:left="1080" w:header="720" w:footer="720" w:gutter="0"/>
+      <w:pgMar w:top="2160" w:right="1728" w:bottom="2160" w:left="1728" w:header="720" w:footer="720" w:gutter="0"/>
       <w:cols w:space="720"/>
       <w:docGrid w:linePitch="360"/>
     </w:sectPr>
